--- a/PASOS PARA INSTALADOR DE GESTION DE BIBLIOTECA.docx
+++ b/PASOS PARA INSTALADOR DE GESTION DE BIBLIOTECA.docx
@@ -36,23 +36,7 @@
             <w:sz w:val="22"/>
             <w:szCs w:val="22"/>
           </w:rPr>
-          <w:t>https://drive.google.com/file/d/1QX</w:t>
-        </w:r>
-        <w:r>
-          <w:rPr>
-            <w:rStyle w:val="Hipervnculo"/>
-            <w:sz w:val="22"/>
-            <w:szCs w:val="22"/>
-          </w:rPr>
-          <w:t>w</w:t>
-        </w:r>
-        <w:r>
-          <w:rPr>
-            <w:rStyle w:val="Hipervnculo"/>
-            <w:sz w:val="22"/>
-            <w:szCs w:val="22"/>
-          </w:rPr>
-          <w:t>U3zvg6jt1haT8o4FYkS71HNny3H67/view?usp=sharing</w:t>
+          <w:t>https://drive.google.com/file/d/1QXwU3zvg6jt1haT8o4FYkS71HNny3H67/view?usp=sharing</w:t>
         </w:r>
       </w:hyperlink>
     </w:p>
@@ -65,6 +49,7 @@
       </w:pPr>
       <w:r>
         <w:rPr>
+          <w:noProof/>
           <w:sz w:val="22"/>
           <w:szCs w:val="22"/>
         </w:rPr>
@@ -144,6 +129,7 @@
       </w:pPr>
       <w:r>
         <w:rPr>
+          <w:noProof/>
           <w:sz w:val="22"/>
           <w:szCs w:val="22"/>
         </w:rPr>
@@ -208,6 +194,7 @@
       </w:pPr>
       <w:r>
         <w:rPr>
+          <w:noProof/>
           <w:sz w:val="22"/>
           <w:szCs w:val="22"/>
         </w:rPr>
@@ -293,6 +280,7 @@
       </w:pPr>
       <w:r>
         <w:rPr>
+          <w:noProof/>
           <w:sz w:val="22"/>
           <w:szCs w:val="22"/>
         </w:rPr>
@@ -357,6 +345,7 @@
       </w:pPr>
       <w:r>
         <w:rPr>
+          <w:noProof/>
           <w:sz w:val="22"/>
           <w:szCs w:val="22"/>
         </w:rPr>
@@ -452,6 +441,7 @@
       </w:pPr>
       <w:r>
         <w:rPr>
+          <w:noProof/>
           <w:sz w:val="22"/>
           <w:szCs w:val="22"/>
         </w:rPr>
@@ -510,6 +500,7 @@
       </w:r>
       <w:r>
         <w:rPr>
+          <w:noProof/>
           <w:sz w:val="22"/>
           <w:szCs w:val="22"/>
         </w:rPr>
@@ -1342,6 +1333,7 @@
   <w:style w:type="character" w:default="1" w:styleId="Fuentedeprrafopredeter">
     <w:name w:val="Default Paragraph Font"/>
     <w:uiPriority w:val="1"/>
+    <w:semiHidden/>
     <w:unhideWhenUsed/>
   </w:style>
   <w:style w:type="table" w:default="1" w:styleId="Tablanormal">
